--- a/pr-preview/pr-231/chapters/citations-evidence.docx
+++ b/pr-preview/pr-231/chapters/citations-evidence.docx
@@ -15,7 +15,7 @@
         <w:pStyle w:val="Date"/>
       </w:pPr>
       <w:r>
-        <w:t xml:space="preserve">Last modified: 2026-10-16 03:46:06 (PDT)</w:t>
+        <w:t xml:space="preserve">Last modified: 2026-10-16 03:53:51 (PDT)</w:t>
       </w:r>
     </w:p>
     <w:p>

--- a/pr-preview/pr-231/chapters/citations-evidence.docx
+++ b/pr-preview/pr-231/chapters/citations-evidence.docx
@@ -15,7 +15,7 @@
         <w:pStyle w:val="Date"/>
       </w:pPr>
       <w:r>
-        <w:t xml:space="preserve">Last modified: 2026-10-16 03:53:51 (PDT)</w:t>
+        <w:t xml:space="preserve">Last modified: 2026-10-16 04:19:44 (PDT)</w:t>
       </w:r>
     </w:p>
     <w:p>
@@ -3267,7 +3267,7 @@
       </w:r>
     </w:p>
     <w:bookmarkEnd w:id="40"/>
-    <w:bookmarkStart w:id="42" w:name="verify-each-bibliography-entry"/>
+    <w:bookmarkStart w:id="43" w:name="verify-each-bibliography-entry"/>
     <w:p>
       <w:pPr>
         <w:pStyle w:val="Heading2"/>
@@ -3281,13 +3281,13 @@
         <w:pStyle w:val="FirstParagraph"/>
       </w:pPr>
       <w:r>
-        <w:t xml:space="preserve">Do not leave a bibliography entry that you wrote from memory.</w:t>
-      </w:r>
-      <w:r>
-        <w:t xml:space="preserve"> </w:t>
-      </w:r>
-      <w:r>
-        <w:t xml:space="preserve">Look the work up in</w:t>
+        <w:t xml:space="preserve">Check each detail of a bibliography entry against an official source.</w:t>
+      </w:r>
+      <w:r>
+        <w:t xml:space="preserve"> </w:t>
+      </w:r>
+      <w:r>
+        <w:t xml:space="preserve">Look the work up through</w:t>
       </w:r>
       <w:r>
         <w:t xml:space="preserve"> </w:t>
@@ -3297,10 +3297,27 @@
           <w:rPr>
             <w:rStyle w:val="Hyperlink"/>
           </w:rPr>
-          <w:t xml:space="preserve">Crossref</w:t>
+          <w:t xml:space="preserve">Crossref search</w:t>
         </w:r>
       </w:hyperlink>
       <w:r>
+        <w:t xml:space="preserve"> </w:t>
+      </w:r>
+      <w:r>
+        <w:t xml:space="preserve">or its</w:t>
+      </w:r>
+      <w:r>
+        <w:t xml:space="preserve"> </w:t>
+      </w:r>
+      <w:hyperlink r:id="rId42">
+        <w:r>
+          <w:rPr>
+            <w:rStyle w:val="Hyperlink"/>
+          </w:rPr>
+          <w:t xml:space="preserve">REST API</w:t>
+        </w:r>
+      </w:hyperlink>
+      <w:r>
         <w:t xml:space="preserve">,</w:t>
       </w:r>
       <w:r>
@@ -3334,8 +3351,8 @@
         <w:t xml:space="preserve">and say in the pull request what you checked against what.</w:t>
       </w:r>
     </w:p>
-    <w:bookmarkEnd w:id="42"/>
-    <w:bookmarkStart w:id="43" w:name="cite-an-alias-directly"/>
+    <w:bookmarkEnd w:id="43"/>
+    <w:bookmarkStart w:id="44" w:name="cite-an-alias-directly"/>
     <w:p>
       <w:pPr>
         <w:pStyle w:val="Heading2"/>
@@ -3431,8 +3448,8 @@
         <w:t xml:space="preserve">also called the **alias** [@key, section]</w:t>
       </w:r>
     </w:p>
-    <w:bookmarkEnd w:id="43"/>
-    <w:bookmarkStart w:id="46" w:name="cite-the-original-for-named-results"/>
+    <w:bookmarkEnd w:id="44"/>
+    <w:bookmarkStart w:id="47" w:name="cite-the-original-for-named-results"/>
     <w:p>
       <w:pPr>
         <w:pStyle w:val="Heading2"/>
@@ -3713,7 +3730,7 @@
       <w:r>
         <w:t xml:space="preserve"> </w:t>
       </w:r>
-      <w:hyperlink r:id="rId44">
+      <w:hyperlink r:id="rId45">
         <w:r>
           <w:rPr>
             <w:rStyle w:val="Hyperlink"/>
@@ -3739,7 +3756,7 @@
         <w:t xml:space="preserve">and never fill in a title, volume, or page number from memory.</w:t>
       </w:r>
     </w:p>
-    <w:bookmarkStart w:id="45" w:name="exm-cite-original"/>
+    <w:bookmarkStart w:id="46" w:name="exm-cite-original"/>
     <w:p>
       <w:pPr>
         <w:pStyle w:val="BodyText"/>
@@ -3813,9 +3830,9 @@
         <w:t xml:space="preserve">.</w:t>
       </w:r>
     </w:p>
-    <w:bookmarkEnd w:id="45"/>
     <w:bookmarkEnd w:id="46"/>
-    <w:bookmarkStart w:id="47" w:name="put-the-content-first"/>
+    <w:bookmarkEnd w:id="47"/>
+    <w:bookmarkStart w:id="48" w:name="put-the-content-first"/>
     <w:p>
       <w:pPr>
         <w:pStyle w:val="Heading2"/>
@@ -3868,8 +3885,8 @@
         <w:t xml:space="preserve">without commentary on who said it or where it was repeated.</w:t>
       </w:r>
     </w:p>
-    <w:bookmarkEnd w:id="47"/>
-    <w:bookmarkStart w:id="49" w:name="adapting-another-courses-material"/>
+    <w:bookmarkEnd w:id="48"/>
+    <w:bookmarkStart w:id="50" w:name="adapting-another-courses-material"/>
     <w:p>
       <w:pPr>
         <w:pStyle w:val="Heading2"/>
@@ -4114,7 +4131,7 @@
         <w:t xml:space="preserve">:::</w:t>
       </w:r>
     </w:p>
-    <w:bookmarkStart w:id="48" w:name="material-from-your-own-repositories"/>
+    <w:bookmarkStart w:id="49" w:name="material-from-your-own-repositories"/>
     <w:p>
       <w:pPr>
         <w:pStyle w:val="Heading3"/>
@@ -4243,9 +4260,9 @@
         <w:t xml:space="preserve">That link is a cross-reference, not an attribution.</w:t>
       </w:r>
     </w:p>
-    <w:bookmarkEnd w:id="48"/>
     <w:bookmarkEnd w:id="49"/>
-    <w:bookmarkStart w:id="50" w:name="common-citation-errors-to-avoid"/>
+    <w:bookmarkEnd w:id="50"/>
+    <w:bookmarkStart w:id="51" w:name="common-citation-errors-to-avoid"/>
     <w:p>
       <w:pPr>
         <w:pStyle w:val="Heading2"/>
@@ -4429,8 +4446,8 @@
         <w:t xml:space="preserve">: Failing to cite work that directly influenced your ideas</w:t>
       </w:r>
     </w:p>
-    <w:bookmarkEnd w:id="50"/>
-    <w:bookmarkStart w:id="56" w:name="examples"/>
+    <w:bookmarkEnd w:id="51"/>
+    <w:bookmarkStart w:id="57" w:name="examples"/>
     <w:p>
       <w:pPr>
         <w:pStyle w:val="Heading2"/>
@@ -4439,7 +4456,7 @@
         <w:t xml:space="preserve">18 Examples</w:t>
       </w:r>
     </w:p>
-    <w:bookmarkStart w:id="51" w:name="poor-unsupported-claim"/>
+    <w:bookmarkStart w:id="52" w:name="poor-unsupported-claim"/>
     <w:p>
       <w:pPr>
         <w:pStyle w:val="Heading3"/>
@@ -4471,8 +4488,8 @@
         <w:t xml:space="preserve">: This claim is stated as fact without any support.</w:t>
       </w:r>
     </w:p>
-    <w:bookmarkEnd w:id="51"/>
-    <w:bookmarkStart w:id="52" w:name="better-citation-provided"/>
+    <w:bookmarkEnd w:id="52"/>
+    <w:bookmarkStart w:id="53" w:name="better-citation-provided"/>
     <w:p>
       <w:pPr>
         <w:pStyle w:val="Heading3"/>
@@ -4513,8 +4530,8 @@
         <w:t xml:space="preserve">: Citations provide evidence for the claim.</w:t>
       </w:r>
     </w:p>
-    <w:bookmarkEnd w:id="52"/>
-    <w:bookmarkStart w:id="53" w:name="best-citation-with-context"/>
+    <w:bookmarkEnd w:id="53"/>
+    <w:bookmarkStart w:id="54" w:name="best-citation-with-context"/>
     <w:p>
       <w:pPr>
         <w:pStyle w:val="Heading3"/>
@@ -4567,8 +4584,8 @@
         <w:t xml:space="preserve">: The specific support each citation provides is explained.</w:t>
       </w:r>
     </w:p>
-    <w:bookmarkEnd w:id="53"/>
-    <w:bookmarkStart w:id="54" w:name="poor-irrelevant-citation"/>
+    <w:bookmarkEnd w:id="54"/>
+    <w:bookmarkStart w:id="55" w:name="poor-irrelevant-citation"/>
     <w:p>
       <w:pPr>
         <w:pStyle w:val="Heading3"/>
@@ -4609,8 +4626,8 @@
         <w:t xml:space="preserve">: Knuth’s 1984 paper on literate programming doesn’t address Python or data science.</w:t>
       </w:r>
     </w:p>
-    <w:bookmarkEnd w:id="54"/>
-    <w:bookmarkStart w:id="55" w:name="better-relevant-citation"/>
+    <w:bookmarkEnd w:id="55"/>
+    <w:bookmarkStart w:id="56" w:name="better-relevant-citation"/>
     <w:p>
       <w:pPr>
         <w:pStyle w:val="Heading3"/>
@@ -4651,9 +4668,9 @@
         <w:t xml:space="preserve">: The citation is to a current survey of programming language usage.</w:t>
       </w:r>
     </w:p>
-    <w:bookmarkEnd w:id="55"/>
     <w:bookmarkEnd w:id="56"/>
-    <w:bookmarkStart w:id="73" w:name="conclusion"/>
+    <w:bookmarkEnd w:id="57"/>
+    <w:bookmarkStart w:id="74" w:name="conclusion"/>
     <w:p>
       <w:pPr>
         <w:pStyle w:val="Heading2"/>
@@ -4712,8 +4729,8 @@
         <w:t xml:space="preserve">add a citation or present direct evidence.</w:t>
       </w:r>
     </w:p>
-    <w:bookmarkStart w:id="72" w:name="refs"/>
-    <w:bookmarkStart w:id="58" w:name="ref-bienayme1853"/>
+    <w:bookmarkStart w:id="73" w:name="refs"/>
+    <w:bookmarkStart w:id="59" w:name="ref-bienayme1853"/>
     <w:p>
       <w:pPr>
         <w:pStyle w:val="Bibliography"/>
@@ -4758,7 +4775,7 @@
       <w:r>
         <w:t xml:space="preserve"> </w:t>
       </w:r>
-      <w:hyperlink r:id="rId57">
+      <w:hyperlink r:id="rId58">
         <w:r>
           <w:rPr>
             <w:rStyle w:val="Hyperlink"/>
@@ -4770,8 +4787,8 @@
         <w:t xml:space="preserve">.</w:t>
       </w:r>
     </w:p>
-    <w:bookmarkEnd w:id="58"/>
-    <w:bookmarkStart w:id="60" w:name="ref-blitzstein2019introduction"/>
+    <w:bookmarkEnd w:id="59"/>
+    <w:bookmarkStart w:id="61" w:name="ref-blitzstein2019introduction"/>
     <w:p>
       <w:pPr>
         <w:pStyle w:val="Bibliography"/>
@@ -4795,7 +4812,7 @@
       <w:r>
         <w:t xml:space="preserve"> </w:t>
       </w:r>
-      <w:hyperlink r:id="rId59">
+      <w:hyperlink r:id="rId60">
         <w:r>
           <w:rPr>
             <w:rStyle w:val="Hyperlink"/>
@@ -4807,8 +4824,8 @@
         <w:t xml:space="preserve">.</w:t>
       </w:r>
     </w:p>
-    <w:bookmarkEnd w:id="60"/>
-    <w:bookmarkStart w:id="62" w:name="ref-hawkins2004"/>
+    <w:bookmarkEnd w:id="61"/>
+    <w:bookmarkStart w:id="63" w:name="ref-hawkins2004"/>
     <w:p>
       <w:pPr>
         <w:pStyle w:val="Bibliography"/>
@@ -4841,7 +4858,7 @@
       <w:r>
         <w:t xml:space="preserve"> </w:t>
       </w:r>
-      <w:hyperlink r:id="rId61">
+      <w:hyperlink r:id="rId62">
         <w:r>
           <w:rPr>
             <w:rStyle w:val="Hyperlink"/>
@@ -4853,8 +4870,8 @@
         <w:t xml:space="preserve">.</w:t>
       </w:r>
     </w:p>
-    <w:bookmarkEnd w:id="62"/>
-    <w:bookmarkStart w:id="64" w:name="ref-knuth84"/>
+    <w:bookmarkEnd w:id="63"/>
+    <w:bookmarkStart w:id="65" w:name="ref-knuth84"/>
     <w:p>
       <w:pPr>
         <w:pStyle w:val="Bibliography"/>
@@ -4887,7 +4904,7 @@
       <w:r>
         <w:t xml:space="preserve"> </w:t>
       </w:r>
-      <w:hyperlink r:id="rId63">
+      <w:hyperlink r:id="rId64">
         <w:r>
           <w:rPr>
             <w:rStyle w:val="Hyperlink"/>
@@ -4899,8 +4916,8 @@
         <w:t xml:space="preserve">.</w:t>
       </w:r>
     </w:p>
-    <w:bookmarkEnd w:id="64"/>
-    <w:bookmarkStart w:id="65" w:name="ref-mitchell1997"/>
+    <w:bookmarkEnd w:id="65"/>
+    <w:bookmarkStart w:id="66" w:name="ref-mitchell1997"/>
     <w:p>
       <w:pPr>
         <w:pStyle w:val="Bibliography"/>
@@ -4922,8 +4939,8 @@
         <w:t xml:space="preserve">. McGraw-Hill.</w:t>
       </w:r>
     </w:p>
-    <w:bookmarkEnd w:id="65"/>
-    <w:bookmarkStart w:id="67" w:name="ref-stackoverflow2024"/>
+    <w:bookmarkEnd w:id="66"/>
+    <w:bookmarkStart w:id="68" w:name="ref-stackoverflow2024"/>
     <w:p>
       <w:pPr>
         <w:pStyle w:val="Bibliography"/>
@@ -4947,7 +4964,7 @@
       <w:r>
         <w:t xml:space="preserve"> </w:t>
       </w:r>
-      <w:hyperlink r:id="rId66">
+      <w:hyperlink r:id="rId67">
         <w:r>
           <w:rPr>
             <w:rStyle w:val="Hyperlink"/>
@@ -4959,8 +4976,8 @@
         <w:t xml:space="preserve">.</w:t>
       </w:r>
     </w:p>
-    <w:bookmarkEnd w:id="67"/>
-    <w:bookmarkStart w:id="69" w:name="ref-tchebichef1867"/>
+    <w:bookmarkEnd w:id="68"/>
+    <w:bookmarkStart w:id="70" w:name="ref-tchebichef1867"/>
     <w:p>
       <w:pPr>
         <w:pStyle w:val="Bibliography"/>
@@ -4990,7 +5007,7 @@
       <w:r>
         <w:t xml:space="preserve"> </w:t>
       </w:r>
-      <w:hyperlink r:id="rId68">
+      <w:hyperlink r:id="rId69">
         <w:r>
           <w:rPr>
             <w:rStyle w:val="Hyperlink"/>
@@ -5002,8 +5019,8 @@
         <w:t xml:space="preserve">.</w:t>
       </w:r>
     </w:p>
-    <w:bookmarkEnd w:id="69"/>
-    <w:bookmarkStart w:id="71" w:name="ref-vapnik1998"/>
+    <w:bookmarkEnd w:id="70"/>
+    <w:bookmarkStart w:id="72" w:name="ref-vapnik1998"/>
     <w:p>
       <w:pPr>
         <w:pStyle w:val="Bibliography"/>
@@ -5027,7 +5044,7 @@
       <w:r>
         <w:t xml:space="preserve"> </w:t>
       </w:r>
-      <w:hyperlink r:id="rId70">
+      <w:hyperlink r:id="rId71">
         <w:r>
           <w:rPr>
             <w:rStyle w:val="Hyperlink"/>
@@ -5039,9 +5056,9 @@
         <w:t xml:space="preserve">.</w:t>
       </w:r>
     </w:p>
-    <w:bookmarkEnd w:id="71"/>
     <w:bookmarkEnd w:id="72"/>
     <w:bookmarkEnd w:id="73"/>
+    <w:bookmarkEnd w:id="74"/>
     <w:sectPr>
       <w:footnotePr>
         <w:numRestart w:val="eachSect"/>
